--- a/rapports/2026-06-06/EQ25/EQ25_sup_v2/DR_032202050007/37-58-05-44.docx
+++ b/rapports/2026-06-06/EQ25/EQ25_sup_v2/DR_032202050007/37-58-05-44.docx
@@ -297,7 +297,7 @@
           <w:color w:val="1F6FEB"/>
           <w:sz w:val="22"/>
         </w:rPr>
-        <w:t>⚠ INCOHÉRENCES À CORRIGER (86)</w:t>
+        <w:t>⚠ INCOHÉRENCES À CORRIGER (81)</w:t>
       </w:r>
     </w:p>
     <w:tbl>
@@ -724,7 +724,7 @@
                 <w:color w:val="16A34A"/>
                 <w:sz w:val="16"/>
               </w:rPr>
-              <w:t>—</w:t>
+              <w:t>s01q32, s01q36, s01q38, s04q37_modif, s02q33, s02q34, s01q00b</w:t>
             </w:r>
           </w:p>
         </w:tc>
@@ -755,7 +755,7 @@
                 <w:i w:val="0"/>
                 <w:sz w:val="17"/>
               </w:rPr>
-              <w:t>Incohérence!!! seulement les écoles privées paient les frais de scolarité (y compris les frais d'inscription).</w:t>
+              <w:t>Peu probable!!! Vu l'âge (12 ans) de Marieme Diaw ou l'année à laquelle Marieme Diaw a fréquenté l'école pour la dernière fois (.) le dernier diplome de Marieme Diaw ne peut être le Certificat d'études primaires (CEP), prière de corriger cette incohérence ou confirmer avec le QG.</w:t>
             </w:r>
           </w:p>
         </w:tc>
@@ -1040,10 +1040,730 @@
               <w:rPr>
                 <w:b/>
                 <w:i w:val="0"/>
-                <w:color w:val="DC2626"/>
-                <w:sz w:val="16"/>
-              </w:rPr>
-              <w:t>Haute</w:t>
+                <w:color w:val="EA580C"/>
+                <w:sz w:val="16"/>
+              </w:rPr>
+              <w:t>Moyenne</w:t>
+            </w:r>
+          </w:p>
+        </w:tc>
+        <w:tc>
+          <w:tcPr>
+            <w:tcW w:type="dxa" w:w="1247"/>
+          </w:tcPr>
+          <w:p>
+            <w:r>
+              <w:rPr>
+                <w:b/>
+                <w:i w:val="0"/>
+                <w:sz w:val="16"/>
+              </w:rPr>
+              <w:t>S00</w:t>
+              <w:br/>
+            </w:r>
+            <w:r>
+              <w:rPr>
+                <w:b w:val="0"/>
+                <w:i w:val="0"/>
+                <w:color w:val="64748B"/>
+                <w:sz w:val="14"/>
+              </w:rPr>
+              <w:t>Identification</w:t>
+            </w:r>
+          </w:p>
+        </w:tc>
+        <w:tc>
+          <w:tcPr>
+            <w:tcW w:type="dxa" w:w="1531"/>
+          </w:tcPr>
+          <w:p>
+            <w:r>
+              <w:rPr>
+                <w:b/>
+                <w:i w:val="0"/>
+                <w:color w:val="16A34A"/>
+                <w:sz w:val="16"/>
+              </w:rPr>
+              <w:t>—</w:t>
+            </w:r>
+          </w:p>
+        </w:tc>
+        <w:tc>
+          <w:tcPr>
+            <w:tcW w:type="dxa" w:w="1191"/>
+          </w:tcPr>
+          <w:p>
+            <w:r>
+              <w:rPr>
+                <w:b w:val="0"/>
+                <w:i w:val="0"/>
+                <w:color w:val="64748B"/>
+                <w:sz w:val="16"/>
+              </w:rPr>
+              <w:t>GT-CQ</w:t>
+            </w:r>
+          </w:p>
+        </w:tc>
+        <w:tc>
+          <w:tcPr>
+            <w:tcW w:type="dxa" w:w="4706"/>
+          </w:tcPr>
+          <w:p>
+            <w:r>
+              <w:rPr>
+                <w:b w:val="0"/>
+                <w:i w:val="0"/>
+                <w:sz w:val="17"/>
+              </w:rPr>
+              <w:t>L'adresse ou la localisation du ménage doit être bien renseignée, ne doit pas contenir des numéros de téléphone et elle semble courte pour être une adresse.</w:t>
+            </w:r>
+          </w:p>
+        </w:tc>
+      </w:tr>
+      <w:tr>
+        <w:tc>
+          <w:tcPr>
+            <w:tcW w:type="dxa" w:w="964"/>
+          </w:tcPr>
+          <w:p>
+            <w:r>
+              <w:rPr>
+                <w:b/>
+                <w:i w:val="0"/>
+                <w:color w:val="EA580C"/>
+                <w:sz w:val="16"/>
+              </w:rPr>
+              <w:t>Moyenne</w:t>
+            </w:r>
+          </w:p>
+        </w:tc>
+        <w:tc>
+          <w:tcPr>
+            <w:tcW w:type="dxa" w:w="1247"/>
+          </w:tcPr>
+          <w:p>
+            <w:r>
+              <w:rPr>
+                <w:b/>
+                <w:i w:val="0"/>
+                <w:sz w:val="16"/>
+              </w:rPr>
+              <w:t>S00</w:t>
+              <w:br/>
+            </w:r>
+            <w:r>
+              <w:rPr>
+                <w:b w:val="0"/>
+                <w:i w:val="0"/>
+                <w:color w:val="64748B"/>
+                <w:sz w:val="14"/>
+              </w:rPr>
+              <w:t>Identification</w:t>
+            </w:r>
+          </w:p>
+        </w:tc>
+        <w:tc>
+          <w:tcPr>
+            <w:tcW w:type="dxa" w:w="1531"/>
+          </w:tcPr>
+          <w:p>
+            <w:r>
+              <w:rPr>
+                <w:b/>
+                <w:i w:val="0"/>
+                <w:color w:val="16A34A"/>
+                <w:sz w:val="16"/>
+              </w:rPr>
+              <w:t>—</w:t>
+            </w:r>
+          </w:p>
+        </w:tc>
+        <w:tc>
+          <w:tcPr>
+            <w:tcW w:type="dxa" w:w="1191"/>
+          </w:tcPr>
+          <w:p>
+            <w:r>
+              <w:rPr>
+                <w:b w:val="0"/>
+                <w:i w:val="0"/>
+                <w:color w:val="64748B"/>
+                <w:sz w:val="16"/>
+              </w:rPr>
+              <w:t>GT-CQ</w:t>
+            </w:r>
+          </w:p>
+        </w:tc>
+        <w:tc>
+          <w:tcPr>
+            <w:tcW w:type="dxa" w:w="4706"/>
+          </w:tcPr>
+          <w:p>
+            <w:r>
+              <w:rPr>
+                <w:b w:val="0"/>
+                <w:i w:val="0"/>
+                <w:sz w:val="17"/>
+              </w:rPr>
+              <w:t>Prière de renseigner la bonne adresse.</w:t>
+            </w:r>
+          </w:p>
+        </w:tc>
+      </w:tr>
+      <w:tr>
+        <w:tc>
+          <w:tcPr>
+            <w:tcW w:type="dxa" w:w="964"/>
+          </w:tcPr>
+          <w:p>
+            <w:r>
+              <w:rPr>
+                <w:b/>
+                <w:i w:val="0"/>
+                <w:color w:val="EA580C"/>
+                <w:sz w:val="16"/>
+              </w:rPr>
+              <w:t>Moyenne</w:t>
+            </w:r>
+          </w:p>
+        </w:tc>
+        <w:tc>
+          <w:tcPr>
+            <w:tcW w:type="dxa" w:w="1247"/>
+          </w:tcPr>
+          <w:p>
+            <w:r>
+              <w:rPr>
+                <w:b/>
+                <w:i w:val="0"/>
+                <w:sz w:val="16"/>
+              </w:rPr>
+              <w:t>S01</w:t>
+              <w:br/>
+            </w:r>
+            <w:r>
+              <w:rPr>
+                <w:b w:val="0"/>
+                <w:i w:val="0"/>
+                <w:color w:val="64748B"/>
+                <w:sz w:val="14"/>
+              </w:rPr>
+              <w:t>Démographie</w:t>
+            </w:r>
+          </w:p>
+        </w:tc>
+        <w:tc>
+          <w:tcPr>
+            <w:tcW w:type="dxa" w:w="1531"/>
+          </w:tcPr>
+          <w:p>
+            <w:r>
+              <w:rPr>
+                <w:b/>
+                <w:i w:val="0"/>
+                <w:color w:val="16A34A"/>
+                <w:sz w:val="16"/>
+              </w:rPr>
+              <w:t>—</w:t>
+            </w:r>
+          </w:p>
+        </w:tc>
+        <w:tc>
+          <w:tcPr>
+            <w:tcW w:type="dxa" w:w="1191"/>
+          </w:tcPr>
+          <w:p>
+            <w:r>
+              <w:rPr>
+                <w:b w:val="0"/>
+                <w:i w:val="0"/>
+                <w:color w:val="64748B"/>
+                <w:sz w:val="16"/>
+              </w:rPr>
+              <w:t>GT-CQ</w:t>
+            </w:r>
+          </w:p>
+        </w:tc>
+        <w:tc>
+          <w:tcPr>
+            <w:tcW w:type="dxa" w:w="4706"/>
+          </w:tcPr>
+          <w:p>
+            <w:r>
+              <w:rPr>
+                <w:b w:val="0"/>
+                <w:i w:val="0"/>
+                <w:sz w:val="17"/>
+              </w:rPr>
+              <w:t>Dans le cas contraire rassurez vous que c'est bien son fils/fille biologique.</w:t>
+            </w:r>
+          </w:p>
+        </w:tc>
+      </w:tr>
+      <w:tr>
+        <w:tc>
+          <w:tcPr>
+            <w:tcW w:type="dxa" w:w="964"/>
+          </w:tcPr>
+          <w:p>
+            <w:r>
+              <w:rPr>
+                <w:b/>
+                <w:i w:val="0"/>
+                <w:color w:val="EA580C"/>
+                <w:sz w:val="16"/>
+              </w:rPr>
+              <w:t>Moyenne</w:t>
+            </w:r>
+          </w:p>
+        </w:tc>
+        <w:tc>
+          <w:tcPr>
+            <w:tcW w:type="dxa" w:w="1247"/>
+          </w:tcPr>
+          <w:p>
+            <w:r>
+              <w:rPr>
+                <w:b/>
+                <w:i w:val="0"/>
+                <w:sz w:val="16"/>
+              </w:rPr>
+              <w:t>S01</w:t>
+              <w:br/>
+            </w:r>
+            <w:r>
+              <w:rPr>
+                <w:b w:val="0"/>
+                <w:i w:val="0"/>
+                <w:color w:val="64748B"/>
+                <w:sz w:val="14"/>
+              </w:rPr>
+              <w:t>Démographie</w:t>
+            </w:r>
+          </w:p>
+        </w:tc>
+        <w:tc>
+          <w:tcPr>
+            <w:tcW w:type="dxa" w:w="1531"/>
+          </w:tcPr>
+          <w:p>
+            <w:r>
+              <w:rPr>
+                <w:b/>
+                <w:i w:val="0"/>
+                <w:color w:val="16A34A"/>
+                <w:sz w:val="16"/>
+              </w:rPr>
+              <w:t>—</w:t>
+            </w:r>
+          </w:p>
+        </w:tc>
+        <w:tc>
+          <w:tcPr>
+            <w:tcW w:type="dxa" w:w="1191"/>
+          </w:tcPr>
+          <w:p>
+            <w:r>
+              <w:rPr>
+                <w:b w:val="0"/>
+                <w:i w:val="0"/>
+                <w:color w:val="64748B"/>
+                <w:sz w:val="16"/>
+              </w:rPr>
+              <w:t>GT-CQ</w:t>
+            </w:r>
+          </w:p>
+        </w:tc>
+        <w:tc>
+          <w:tcPr>
+            <w:tcW w:type="dxa" w:w="4706"/>
+          </w:tcPr>
+          <w:p>
+            <w:r>
+              <w:rPr>
+                <w:b w:val="0"/>
+                <w:i w:val="0"/>
+                <w:sz w:val="17"/>
+              </w:rPr>
+              <w:t>Prière de verifier l'information donnée par Aliou Samb ou corriger au niveau de la section 1.</w:t>
+            </w:r>
+          </w:p>
+        </w:tc>
+      </w:tr>
+      <w:tr>
+        <w:tc>
+          <w:tcPr>
+            <w:tcW w:type="dxa" w:w="964"/>
+          </w:tcPr>
+          <w:p>
+            <w:r>
+              <w:rPr>
+                <w:b/>
+                <w:i w:val="0"/>
+                <w:color w:val="EA580C"/>
+                <w:sz w:val="16"/>
+              </w:rPr>
+              <w:t>Moyenne</w:t>
+            </w:r>
+          </w:p>
+        </w:tc>
+        <w:tc>
+          <w:tcPr>
+            <w:tcW w:type="dxa" w:w="1247"/>
+          </w:tcPr>
+          <w:p>
+            <w:r>
+              <w:rPr>
+                <w:b/>
+                <w:i w:val="0"/>
+                <w:sz w:val="16"/>
+              </w:rPr>
+              <w:t>S01</w:t>
+              <w:br/>
+            </w:r>
+            <w:r>
+              <w:rPr>
+                <w:b w:val="0"/>
+                <w:i w:val="0"/>
+                <w:color w:val="64748B"/>
+                <w:sz w:val="14"/>
+              </w:rPr>
+              <w:t>Démographie</w:t>
+            </w:r>
+          </w:p>
+        </w:tc>
+        <w:tc>
+          <w:tcPr>
+            <w:tcW w:type="dxa" w:w="1531"/>
+          </w:tcPr>
+          <w:p>
+            <w:r>
+              <w:rPr>
+                <w:b/>
+                <w:i w:val="0"/>
+                <w:color w:val="16A34A"/>
+                <w:sz w:val="16"/>
+              </w:rPr>
+              <w:t>s01q03c</w:t>
+            </w:r>
+          </w:p>
+        </w:tc>
+        <w:tc>
+          <w:tcPr>
+            <w:tcW w:type="dxa" w:w="1191"/>
+          </w:tcPr>
+          <w:p>
+            <w:r>
+              <w:rPr>
+                <w:b w:val="0"/>
+                <w:i w:val="0"/>
+                <w:color w:val="64748B"/>
+                <w:sz w:val="16"/>
+              </w:rPr>
+              <w:t>Natif SuSo</w:t>
+            </w:r>
+          </w:p>
+        </w:tc>
+        <w:tc>
+          <w:tcPr>
+            <w:tcW w:type="dxa" w:w="4706"/>
+          </w:tcPr>
+          <w:p>
+            <w:r>
+              <w:rPr>
+                <w:b w:val="0"/>
+                <w:i w:val="0"/>
+                <w:sz w:val="17"/>
+              </w:rPr>
+              <w:t>La valeur renseignée semble peu probable. Veuillez vérifier.</w:t>
+            </w:r>
+          </w:p>
+        </w:tc>
+      </w:tr>
+      <w:tr>
+        <w:tc>
+          <w:tcPr>
+            <w:tcW w:type="dxa" w:w="964"/>
+          </w:tcPr>
+          <w:p>
+            <w:r>
+              <w:rPr>
+                <w:b/>
+                <w:i w:val="0"/>
+                <w:color w:val="EA580C"/>
+                <w:sz w:val="16"/>
+              </w:rPr>
+              <w:t>Moyenne</w:t>
+            </w:r>
+          </w:p>
+        </w:tc>
+        <w:tc>
+          <w:tcPr>
+            <w:tcW w:type="dxa" w:w="1247"/>
+          </w:tcPr>
+          <w:p>
+            <w:r>
+              <w:rPr>
+                <w:b/>
+                <w:i w:val="0"/>
+                <w:sz w:val="16"/>
+              </w:rPr>
+              <w:t>S01</w:t>
+              <w:br/>
+            </w:r>
+            <w:r>
+              <w:rPr>
+                <w:b w:val="0"/>
+                <w:i w:val="0"/>
+                <w:color w:val="64748B"/>
+                <w:sz w:val="14"/>
+              </w:rPr>
+              <w:t>Démographie</w:t>
+            </w:r>
+          </w:p>
+        </w:tc>
+        <w:tc>
+          <w:tcPr>
+            <w:tcW w:type="dxa" w:w="1531"/>
+          </w:tcPr>
+          <w:p>
+            <w:r>
+              <w:rPr>
+                <w:b/>
+                <w:i w:val="0"/>
+                <w:color w:val="16A34A"/>
+                <w:sz w:val="16"/>
+              </w:rPr>
+              <w:t>s01q09</w:t>
+            </w:r>
+          </w:p>
+        </w:tc>
+        <w:tc>
+          <w:tcPr>
+            <w:tcW w:type="dxa" w:w="1191"/>
+          </w:tcPr>
+          <w:p>
+            <w:r>
+              <w:rPr>
+                <w:b w:val="0"/>
+                <w:i w:val="0"/>
+                <w:color w:val="64748B"/>
+                <w:sz w:val="16"/>
+              </w:rPr>
+              <w:t>Natif SuSo</w:t>
+            </w:r>
+          </w:p>
+        </w:tc>
+        <w:tc>
+          <w:tcPr>
+            <w:tcW w:type="dxa" w:w="4706"/>
+          </w:tcPr>
+          <w:p>
+            <w:r>
+              <w:rPr>
+                <w:b w:val="0"/>
+                <w:i w:val="0"/>
+                <w:sz w:val="17"/>
+              </w:rPr>
+              <w:t>Incohérence! %rostertitle% est %liencm_membreencours%. Il est donc peu probable qu'%accord% puisse se marier avec %liencm_membreselect%. Veuillez vérifier</w:t>
+            </w:r>
+          </w:p>
+        </w:tc>
+      </w:tr>
+      <w:tr>
+        <w:tc>
+          <w:tcPr>
+            <w:tcW w:type="dxa" w:w="964"/>
+          </w:tcPr>
+          <w:p>
+            <w:r>
+              <w:rPr>
+                <w:b/>
+                <w:i w:val="0"/>
+                <w:color w:val="EA580C"/>
+                <w:sz w:val="16"/>
+              </w:rPr>
+              <w:t>Moyenne</w:t>
+            </w:r>
+          </w:p>
+        </w:tc>
+        <w:tc>
+          <w:tcPr>
+            <w:tcW w:type="dxa" w:w="1247"/>
+          </w:tcPr>
+          <w:p>
+            <w:r>
+              <w:rPr>
+                <w:b/>
+                <w:i w:val="0"/>
+                <w:sz w:val="16"/>
+              </w:rPr>
+              <w:t>S01</w:t>
+              <w:br/>
+            </w:r>
+            <w:r>
+              <w:rPr>
+                <w:b w:val="0"/>
+                <w:i w:val="0"/>
+                <w:color w:val="64748B"/>
+                <w:sz w:val="14"/>
+              </w:rPr>
+              <w:t>Démographie</w:t>
+            </w:r>
+          </w:p>
+        </w:tc>
+        <w:tc>
+          <w:tcPr>
+            <w:tcW w:type="dxa" w:w="1531"/>
+          </w:tcPr>
+          <w:p>
+            <w:r>
+              <w:rPr>
+                <w:b/>
+                <w:i w:val="0"/>
+                <w:color w:val="16A34A"/>
+                <w:sz w:val="16"/>
+              </w:rPr>
+              <w:t>s01q33</w:t>
+            </w:r>
+          </w:p>
+        </w:tc>
+        <w:tc>
+          <w:tcPr>
+            <w:tcW w:type="dxa" w:w="1191"/>
+          </w:tcPr>
+          <w:p>
+            <w:r>
+              <w:rPr>
+                <w:b w:val="0"/>
+                <w:i w:val="0"/>
+                <w:color w:val="64748B"/>
+                <w:sz w:val="16"/>
+              </w:rPr>
+              <w:t>Natif SuSo</w:t>
+            </w:r>
+          </w:p>
+        </w:tc>
+        <w:tc>
+          <w:tcPr>
+            <w:tcW w:type="dxa" w:w="4706"/>
+          </w:tcPr>
+          <w:p>
+            <w:r>
+              <w:rPr>
+                <w:b w:val="0"/>
+                <w:i w:val="0"/>
+                <w:sz w:val="17"/>
+              </w:rPr>
+              <w:t>Incohérence. La personne en cours est l'enfant ou le(la) neveu(nièce) du chef de ménage. Mais la personne sélectionnée n'est ni un chef de ménage féminin ni une conjointe du chef, ni la soeur du chef, ni une cousine ou autre parente. Veuillez corriger</w:t>
+            </w:r>
+          </w:p>
+        </w:tc>
+      </w:tr>
+      <w:tr>
+        <w:tc>
+          <w:tcPr>
+            <w:tcW w:type="dxa" w:w="964"/>
+          </w:tcPr>
+          <w:p>
+            <w:r>
+              <w:rPr>
+                <w:b/>
+                <w:i w:val="0"/>
+                <w:color w:val="EA580C"/>
+                <w:sz w:val="16"/>
+              </w:rPr>
+              <w:t>Moyenne</w:t>
+            </w:r>
+          </w:p>
+        </w:tc>
+        <w:tc>
+          <w:tcPr>
+            <w:tcW w:type="dxa" w:w="1247"/>
+          </w:tcPr>
+          <w:p>
+            <w:r>
+              <w:rPr>
+                <w:b/>
+                <w:i w:val="0"/>
+                <w:sz w:val="16"/>
+              </w:rPr>
+              <w:t>S01</w:t>
+              <w:br/>
+            </w:r>
+            <w:r>
+              <w:rPr>
+                <w:b w:val="0"/>
+                <w:i w:val="0"/>
+                <w:color w:val="64748B"/>
+                <w:sz w:val="14"/>
+              </w:rPr>
+              <w:t>Démographie</w:t>
+            </w:r>
+          </w:p>
+        </w:tc>
+        <w:tc>
+          <w:tcPr>
+            <w:tcW w:type="dxa" w:w="1531"/>
+          </w:tcPr>
+          <w:p>
+            <w:r>
+              <w:rPr>
+                <w:b/>
+                <w:i w:val="0"/>
+                <w:color w:val="16A34A"/>
+                <w:sz w:val="16"/>
+              </w:rPr>
+              <w:t>s01q33</w:t>
+            </w:r>
+          </w:p>
+        </w:tc>
+        <w:tc>
+          <w:tcPr>
+            <w:tcW w:type="dxa" w:w="1191"/>
+          </w:tcPr>
+          <w:p>
+            <w:r>
+              <w:rPr>
+                <w:b w:val="0"/>
+                <w:i w:val="0"/>
+                <w:color w:val="64748B"/>
+                <w:sz w:val="16"/>
+              </w:rPr>
+              <w:t>Natif SuSo</w:t>
+            </w:r>
+          </w:p>
+        </w:tc>
+        <w:tc>
+          <w:tcPr>
+            <w:tcW w:type="dxa" w:w="4706"/>
+          </w:tcPr>
+          <w:p>
+            <w:r>
+              <w:rPr>
+                <w:b w:val="0"/>
+                <w:i w:val="0"/>
+                <w:sz w:val="17"/>
+              </w:rPr>
+              <w:t>Attention! %rostertitle% est autres parents du CM/Conjoint mais la personne sélectionnée n'a pas été déclarée en 1.02 comme étant conjointe, grand-parent, soeur, autre parent ou personne non apparentée au CM. Veuillez corriger.</w:t>
+            </w:r>
+          </w:p>
+        </w:tc>
+      </w:tr>
+      <w:tr>
+        <w:tc>
+          <w:tcPr>
+            <w:tcW w:type="dxa" w:w="964"/>
+          </w:tcPr>
+          <w:p>
+            <w:r>
+              <w:rPr>
+                <w:b/>
+                <w:i w:val="0"/>
+                <w:color w:val="EA580C"/>
+                <w:sz w:val="16"/>
+              </w:rPr>
+              <w:t>Moyenne</w:t>
             </w:r>
           </w:p>
         </w:tc>
@@ -1084,7 +1804,7 @@
                 <w:color w:val="16A34A"/>
                 <w:sz w:val="16"/>
               </w:rPr>
-              <w:t>s01q32, s01q36, s01q38, s04q37_modif, s02q33, s02q34, s01q00b</w:t>
+              <w:t>—</w:t>
             </w:r>
           </w:p>
         </w:tc>
@@ -1115,7 +1835,7 @@
                 <w:i w:val="0"/>
                 <w:sz w:val="17"/>
               </w:rPr>
-              <w:t>Peu probable!!! Vu l'âge (12 ans) de Marieme Diaw ou l'année à laquelle Marieme Diaw a fréquenté l'école pour la dernière fois (.) le dernier diplome de Marieme Diaw ne peut être le Certificat d'études primaires (CEP), prière de corriger cette incohérence ou confirmer avec le QG.</w:t>
+              <w:t>Attention ! Le frais de scolarité (1500 Fcfa) de Marieme Diaw en 1ére année de Secondaire 1 (Moyen) Général est relativement faible par rapport aux autres frais de scolarités observés dans cette zone.</w:t>
             </w:r>
           </w:p>
         </w:tc>
@@ -1148,7 +1868,7 @@
                 <w:i w:val="0"/>
                 <w:sz w:val="16"/>
               </w:rPr>
-              <w:t>S00</w:t>
+              <w:t>S02</w:t>
               <w:br/>
             </w:r>
             <w:r>
@@ -1158,7 +1878,7 @@
                 <w:color w:val="64748B"/>
                 <w:sz w:val="14"/>
               </w:rPr>
-              <w:t>Identification</w:t>
+              <w:t>Éducation</w:t>
             </w:r>
           </w:p>
         </w:tc>
@@ -1205,7 +1925,7 @@
                 <w:i w:val="0"/>
                 <w:sz w:val="17"/>
               </w:rPr>
-              <w:t>L'adresse ou la localisation du ménage doit être bien renseignée, ne doit pas contenir des numéros de téléphone et elle semble courte pour être une adresse.</w:t>
+              <w:t>Prière de corriger ou de confirmer avec le QG.</w:t>
             </w:r>
           </w:p>
         </w:tc>
@@ -1238,7 +1958,7 @@
                 <w:i w:val="0"/>
                 <w:sz w:val="16"/>
               </w:rPr>
-              <w:t>S00</w:t>
+              <w:t>S02</w:t>
               <w:br/>
             </w:r>
             <w:r>
@@ -1248,7 +1968,7 @@
                 <w:color w:val="64748B"/>
                 <w:sz w:val="14"/>
               </w:rPr>
-              <w:t>Identification</w:t>
+              <w:t>Éducation</w:t>
             </w:r>
           </w:p>
         </w:tc>
@@ -1295,1177 +2015,7 @@
                 <w:i w:val="0"/>
                 <w:sz w:val="17"/>
               </w:rPr>
-              <w:t>Prière de renseigner la bonne adresse.</w:t>
-            </w:r>
-          </w:p>
-        </w:tc>
-      </w:tr>
-      <w:tr>
-        <w:tc>
-          <w:tcPr>
-            <w:tcW w:type="dxa" w:w="964"/>
-          </w:tcPr>
-          <w:p>
-            <w:r>
-              <w:rPr>
-                <w:b/>
-                <w:i w:val="0"/>
-                <w:color w:val="EA580C"/>
-                <w:sz w:val="16"/>
-              </w:rPr>
-              <w:t>Moyenne</w:t>
-            </w:r>
-          </w:p>
-        </w:tc>
-        <w:tc>
-          <w:tcPr>
-            <w:tcW w:type="dxa" w:w="1247"/>
-          </w:tcPr>
-          <w:p>
-            <w:r>
-              <w:rPr>
-                <w:b/>
-                <w:i w:val="0"/>
-                <w:sz w:val="16"/>
-              </w:rPr>
-              <w:t>S01</w:t>
-              <w:br/>
-            </w:r>
-            <w:r>
-              <w:rPr>
-                <w:b w:val="0"/>
-                <w:i w:val="0"/>
-                <w:color w:val="64748B"/>
-                <w:sz w:val="14"/>
-              </w:rPr>
-              <w:t>Démographie</w:t>
-            </w:r>
-          </w:p>
-        </w:tc>
-        <w:tc>
-          <w:tcPr>
-            <w:tcW w:type="dxa" w:w="1531"/>
-          </w:tcPr>
-          <w:p>
-            <w:r>
-              <w:rPr>
-                <w:b/>
-                <w:i w:val="0"/>
-                <w:color w:val="16A34A"/>
-                <w:sz w:val="16"/>
-              </w:rPr>
-              <w:t>—</w:t>
-            </w:r>
-          </w:p>
-        </w:tc>
-        <w:tc>
-          <w:tcPr>
-            <w:tcW w:type="dxa" w:w="1191"/>
-          </w:tcPr>
-          <w:p>
-            <w:r>
-              <w:rPr>
-                <w:b w:val="0"/>
-                <w:i w:val="0"/>
-                <w:color w:val="64748B"/>
-                <w:sz w:val="16"/>
-              </w:rPr>
-              <w:t>GT-CQ</w:t>
-            </w:r>
-          </w:p>
-        </w:tc>
-        <w:tc>
-          <w:tcPr>
-            <w:tcW w:type="dxa" w:w="4706"/>
-          </w:tcPr>
-          <w:p>
-            <w:r>
-              <w:rPr>
-                <w:b w:val="0"/>
-                <w:i w:val="0"/>
-                <w:sz w:val="17"/>
-              </w:rPr>
-              <w:t>Dans le cas contraire rassurez vous que c'est bien son fils/fille biologique.</w:t>
-            </w:r>
-          </w:p>
-        </w:tc>
-      </w:tr>
-      <w:tr>
-        <w:tc>
-          <w:tcPr>
-            <w:tcW w:type="dxa" w:w="964"/>
-          </w:tcPr>
-          <w:p>
-            <w:r>
-              <w:rPr>
-                <w:b/>
-                <w:i w:val="0"/>
-                <w:color w:val="EA580C"/>
-                <w:sz w:val="16"/>
-              </w:rPr>
-              <w:t>Moyenne</w:t>
-            </w:r>
-          </w:p>
-        </w:tc>
-        <w:tc>
-          <w:tcPr>
-            <w:tcW w:type="dxa" w:w="1247"/>
-          </w:tcPr>
-          <w:p>
-            <w:r>
-              <w:rPr>
-                <w:b/>
-                <w:i w:val="0"/>
-                <w:sz w:val="16"/>
-              </w:rPr>
-              <w:t>S01</w:t>
-              <w:br/>
-            </w:r>
-            <w:r>
-              <w:rPr>
-                <w:b w:val="0"/>
-                <w:i w:val="0"/>
-                <w:color w:val="64748B"/>
-                <w:sz w:val="14"/>
-              </w:rPr>
-              <w:t>Démographie</w:t>
-            </w:r>
-          </w:p>
-        </w:tc>
-        <w:tc>
-          <w:tcPr>
-            <w:tcW w:type="dxa" w:w="1531"/>
-          </w:tcPr>
-          <w:p>
-            <w:r>
-              <w:rPr>
-                <w:b/>
-                <w:i w:val="0"/>
-                <w:color w:val="16A34A"/>
-                <w:sz w:val="16"/>
-              </w:rPr>
-              <w:t>—</w:t>
-            </w:r>
-          </w:p>
-        </w:tc>
-        <w:tc>
-          <w:tcPr>
-            <w:tcW w:type="dxa" w:w="1191"/>
-          </w:tcPr>
-          <w:p>
-            <w:r>
-              <w:rPr>
-                <w:b w:val="0"/>
-                <w:i w:val="0"/>
-                <w:color w:val="64748B"/>
-                <w:sz w:val="16"/>
-              </w:rPr>
-              <w:t>GT-CQ</w:t>
-            </w:r>
-          </w:p>
-        </w:tc>
-        <w:tc>
-          <w:tcPr>
-            <w:tcW w:type="dxa" w:w="4706"/>
-          </w:tcPr>
-          <w:p>
-            <w:r>
-              <w:rPr>
-                <w:b w:val="0"/>
-                <w:i w:val="0"/>
-                <w:sz w:val="17"/>
-              </w:rPr>
-              <w:t>Prière de verifier l'information donnée par Aliou Samb ou corriger au niveau de la section 1.</w:t>
-            </w:r>
-          </w:p>
-        </w:tc>
-      </w:tr>
-      <w:tr>
-        <w:tc>
-          <w:tcPr>
-            <w:tcW w:type="dxa" w:w="964"/>
-          </w:tcPr>
-          <w:p>
-            <w:r>
-              <w:rPr>
-                <w:b/>
-                <w:i w:val="0"/>
-                <w:color w:val="EA580C"/>
-                <w:sz w:val="16"/>
-              </w:rPr>
-              <w:t>Moyenne</w:t>
-            </w:r>
-          </w:p>
-        </w:tc>
-        <w:tc>
-          <w:tcPr>
-            <w:tcW w:type="dxa" w:w="1247"/>
-          </w:tcPr>
-          <w:p>
-            <w:r>
-              <w:rPr>
-                <w:b/>
-                <w:i w:val="0"/>
-                <w:sz w:val="16"/>
-              </w:rPr>
-              <w:t>S01</w:t>
-              <w:br/>
-            </w:r>
-            <w:r>
-              <w:rPr>
-                <w:b w:val="0"/>
-                <w:i w:val="0"/>
-                <w:color w:val="64748B"/>
-                <w:sz w:val="14"/>
-              </w:rPr>
-              <w:t>Démographie</w:t>
-            </w:r>
-          </w:p>
-        </w:tc>
-        <w:tc>
-          <w:tcPr>
-            <w:tcW w:type="dxa" w:w="1531"/>
-          </w:tcPr>
-          <w:p>
-            <w:r>
-              <w:rPr>
-                <w:b/>
-                <w:i w:val="0"/>
-                <w:color w:val="16A34A"/>
-                <w:sz w:val="16"/>
-              </w:rPr>
-              <w:t>s01q03c</w:t>
-            </w:r>
-          </w:p>
-        </w:tc>
-        <w:tc>
-          <w:tcPr>
-            <w:tcW w:type="dxa" w:w="1191"/>
-          </w:tcPr>
-          <w:p>
-            <w:r>
-              <w:rPr>
-                <w:b w:val="0"/>
-                <w:i w:val="0"/>
-                <w:color w:val="64748B"/>
-                <w:sz w:val="16"/>
-              </w:rPr>
-              <w:t>Natif SuSo</w:t>
-            </w:r>
-          </w:p>
-        </w:tc>
-        <w:tc>
-          <w:tcPr>
-            <w:tcW w:type="dxa" w:w="4706"/>
-          </w:tcPr>
-          <w:p>
-            <w:r>
-              <w:rPr>
-                <w:b w:val="0"/>
-                <w:i w:val="0"/>
-                <w:sz w:val="17"/>
-              </w:rPr>
-              <w:t>La valeur renseignée semble peu probable. Veuillez vérifier.</w:t>
-            </w:r>
-          </w:p>
-        </w:tc>
-      </w:tr>
-      <w:tr>
-        <w:tc>
-          <w:tcPr>
-            <w:tcW w:type="dxa" w:w="964"/>
-          </w:tcPr>
-          <w:p>
-            <w:r>
-              <w:rPr>
-                <w:b/>
-                <w:i w:val="0"/>
-                <w:color w:val="EA580C"/>
-                <w:sz w:val="16"/>
-              </w:rPr>
-              <w:t>Moyenne</w:t>
-            </w:r>
-          </w:p>
-        </w:tc>
-        <w:tc>
-          <w:tcPr>
-            <w:tcW w:type="dxa" w:w="1247"/>
-          </w:tcPr>
-          <w:p>
-            <w:r>
-              <w:rPr>
-                <w:b/>
-                <w:i w:val="0"/>
-                <w:sz w:val="16"/>
-              </w:rPr>
-              <w:t>S01</w:t>
-              <w:br/>
-            </w:r>
-            <w:r>
-              <w:rPr>
-                <w:b w:val="0"/>
-                <w:i w:val="0"/>
-                <w:color w:val="64748B"/>
-                <w:sz w:val="14"/>
-              </w:rPr>
-              <w:t>Démographie</w:t>
-            </w:r>
-          </w:p>
-        </w:tc>
-        <w:tc>
-          <w:tcPr>
-            <w:tcW w:type="dxa" w:w="1531"/>
-          </w:tcPr>
-          <w:p>
-            <w:r>
-              <w:rPr>
-                <w:b/>
-                <w:i w:val="0"/>
-                <w:color w:val="16A34A"/>
-                <w:sz w:val="16"/>
-              </w:rPr>
-              <w:t>s01q09</w:t>
-            </w:r>
-          </w:p>
-        </w:tc>
-        <w:tc>
-          <w:tcPr>
-            <w:tcW w:type="dxa" w:w="1191"/>
-          </w:tcPr>
-          <w:p>
-            <w:r>
-              <w:rPr>
-                <w:b w:val="0"/>
-                <w:i w:val="0"/>
-                <w:color w:val="64748B"/>
-                <w:sz w:val="16"/>
-              </w:rPr>
-              <w:t>Natif SuSo</w:t>
-            </w:r>
-          </w:p>
-        </w:tc>
-        <w:tc>
-          <w:tcPr>
-            <w:tcW w:type="dxa" w:w="4706"/>
-          </w:tcPr>
-          <w:p>
-            <w:r>
-              <w:rPr>
-                <w:b w:val="0"/>
-                <w:i w:val="0"/>
-                <w:sz w:val="17"/>
-              </w:rPr>
-              <w:t>Incohérence! %rostertitle% est %liencm_membreencours%. Il est donc peu probable qu'%accord% puisse se marier avec %liencm_membreselect%. Veuillez vérifier</w:t>
-            </w:r>
-          </w:p>
-        </w:tc>
-      </w:tr>
-      <w:tr>
-        <w:tc>
-          <w:tcPr>
-            <w:tcW w:type="dxa" w:w="964"/>
-          </w:tcPr>
-          <w:p>
-            <w:r>
-              <w:rPr>
-                <w:b/>
-                <w:i w:val="0"/>
-                <w:color w:val="EA580C"/>
-                <w:sz w:val="16"/>
-              </w:rPr>
-              <w:t>Moyenne</w:t>
-            </w:r>
-          </w:p>
-        </w:tc>
-        <w:tc>
-          <w:tcPr>
-            <w:tcW w:type="dxa" w:w="1247"/>
-          </w:tcPr>
-          <w:p>
-            <w:r>
-              <w:rPr>
-                <w:b/>
-                <w:i w:val="0"/>
-                <w:sz w:val="16"/>
-              </w:rPr>
-              <w:t>S01</w:t>
-              <w:br/>
-            </w:r>
-            <w:r>
-              <w:rPr>
-                <w:b w:val="0"/>
-                <w:i w:val="0"/>
-                <w:color w:val="64748B"/>
-                <w:sz w:val="14"/>
-              </w:rPr>
-              <w:t>Démographie</w:t>
-            </w:r>
-          </w:p>
-        </w:tc>
-        <w:tc>
-          <w:tcPr>
-            <w:tcW w:type="dxa" w:w="1531"/>
-          </w:tcPr>
-          <w:p>
-            <w:r>
-              <w:rPr>
-                <w:b/>
-                <w:i w:val="0"/>
-                <w:color w:val="16A34A"/>
-                <w:sz w:val="16"/>
-              </w:rPr>
-              <w:t>s01q33</w:t>
-            </w:r>
-          </w:p>
-        </w:tc>
-        <w:tc>
-          <w:tcPr>
-            <w:tcW w:type="dxa" w:w="1191"/>
-          </w:tcPr>
-          <w:p>
-            <w:r>
-              <w:rPr>
-                <w:b w:val="0"/>
-                <w:i w:val="0"/>
-                <w:color w:val="64748B"/>
-                <w:sz w:val="16"/>
-              </w:rPr>
-              <w:t>Natif SuSo</w:t>
-            </w:r>
-          </w:p>
-        </w:tc>
-        <w:tc>
-          <w:tcPr>
-            <w:tcW w:type="dxa" w:w="4706"/>
-          </w:tcPr>
-          <w:p>
-            <w:r>
-              <w:rPr>
-                <w:b w:val="0"/>
-                <w:i w:val="0"/>
-                <w:sz w:val="17"/>
-              </w:rPr>
-              <w:t>Incohérence. La personne en cours est l'enfant ou le(la) neveu(nièce) du chef de ménage. Mais la personne sélectionnée n'est ni un chef de ménage féminin ni une conjointe du chef, ni la soeur du chef, ni une cousine ou autre parente. Veuillez corriger</w:t>
-            </w:r>
-          </w:p>
-        </w:tc>
-      </w:tr>
-      <w:tr>
-        <w:tc>
-          <w:tcPr>
-            <w:tcW w:type="dxa" w:w="964"/>
-          </w:tcPr>
-          <w:p>
-            <w:r>
-              <w:rPr>
-                <w:b/>
-                <w:i w:val="0"/>
-                <w:color w:val="EA580C"/>
-                <w:sz w:val="16"/>
-              </w:rPr>
-              <w:t>Moyenne</w:t>
-            </w:r>
-          </w:p>
-        </w:tc>
-        <w:tc>
-          <w:tcPr>
-            <w:tcW w:type="dxa" w:w="1247"/>
-          </w:tcPr>
-          <w:p>
-            <w:r>
-              <w:rPr>
-                <w:b/>
-                <w:i w:val="0"/>
-                <w:sz w:val="16"/>
-              </w:rPr>
-              <w:t>S01</w:t>
-              <w:br/>
-            </w:r>
-            <w:r>
-              <w:rPr>
-                <w:b w:val="0"/>
-                <w:i w:val="0"/>
-                <w:color w:val="64748B"/>
-                <w:sz w:val="14"/>
-              </w:rPr>
-              <w:t>Démographie</w:t>
-            </w:r>
-          </w:p>
-        </w:tc>
-        <w:tc>
-          <w:tcPr>
-            <w:tcW w:type="dxa" w:w="1531"/>
-          </w:tcPr>
-          <w:p>
-            <w:r>
-              <w:rPr>
-                <w:b/>
-                <w:i w:val="0"/>
-                <w:color w:val="16A34A"/>
-                <w:sz w:val="16"/>
-              </w:rPr>
-              <w:t>s01q33</w:t>
-            </w:r>
-          </w:p>
-        </w:tc>
-        <w:tc>
-          <w:tcPr>
-            <w:tcW w:type="dxa" w:w="1191"/>
-          </w:tcPr>
-          <w:p>
-            <w:r>
-              <w:rPr>
-                <w:b w:val="0"/>
-                <w:i w:val="0"/>
-                <w:color w:val="64748B"/>
-                <w:sz w:val="16"/>
-              </w:rPr>
-              <w:t>Natif SuSo</w:t>
-            </w:r>
-          </w:p>
-        </w:tc>
-        <w:tc>
-          <w:tcPr>
-            <w:tcW w:type="dxa" w:w="4706"/>
-          </w:tcPr>
-          <w:p>
-            <w:r>
-              <w:rPr>
-                <w:b w:val="0"/>
-                <w:i w:val="0"/>
-                <w:sz w:val="17"/>
-              </w:rPr>
-              <w:t>Attention! %rostertitle% est autres parents du CM/Conjoint mais la personne sélectionnée n'a pas été déclarée en 1.02 comme étant conjointe, grand-parent, soeur, autre parent ou personne non apparentée au CM. Veuillez corriger.</w:t>
-            </w:r>
-          </w:p>
-        </w:tc>
-      </w:tr>
-      <w:tr>
-        <w:tc>
-          <w:tcPr>
-            <w:tcW w:type="dxa" w:w="964"/>
-          </w:tcPr>
-          <w:p>
-            <w:r>
-              <w:rPr>
-                <w:b/>
-                <w:i w:val="0"/>
-                <w:color w:val="EA580C"/>
-                <w:sz w:val="16"/>
-              </w:rPr>
-              <w:t>Moyenne</w:t>
-            </w:r>
-          </w:p>
-        </w:tc>
-        <w:tc>
-          <w:tcPr>
-            <w:tcW w:type="dxa" w:w="1247"/>
-          </w:tcPr>
-          <w:p>
-            <w:r>
-              <w:rPr>
-                <w:b/>
-                <w:i w:val="0"/>
-                <w:sz w:val="16"/>
-              </w:rPr>
-              <w:t>S02</w:t>
-              <w:br/>
-            </w:r>
-            <w:r>
-              <w:rPr>
-                <w:b w:val="0"/>
-                <w:i w:val="0"/>
-                <w:color w:val="64748B"/>
-                <w:sz w:val="14"/>
-              </w:rPr>
-              <w:t>Éducation</w:t>
-            </w:r>
-          </w:p>
-        </w:tc>
-        <w:tc>
-          <w:tcPr>
-            <w:tcW w:type="dxa" w:w="1531"/>
-          </w:tcPr>
-          <w:p>
-            <w:r>
-              <w:rPr>
-                <w:b/>
-                <w:i w:val="0"/>
-                <w:color w:val="16A34A"/>
-                <w:sz w:val="16"/>
-              </w:rPr>
-              <w:t>—</w:t>
-            </w:r>
-          </w:p>
-        </w:tc>
-        <w:tc>
-          <w:tcPr>
-            <w:tcW w:type="dxa" w:w="1191"/>
-          </w:tcPr>
-          <w:p>
-            <w:r>
-              <w:rPr>
-                <w:b w:val="0"/>
-                <w:i w:val="0"/>
-                <w:color w:val="64748B"/>
-                <w:sz w:val="16"/>
-              </w:rPr>
-              <w:t>GT-CQ</w:t>
-            </w:r>
-          </w:p>
-        </w:tc>
-        <w:tc>
-          <w:tcPr>
-            <w:tcW w:type="dxa" w:w="4706"/>
-          </w:tcPr>
-          <w:p>
-            <w:r>
-              <w:rPr>
-                <w:b w:val="0"/>
-                <w:i w:val="0"/>
-                <w:sz w:val="17"/>
-              </w:rPr>
-              <w:t>veuillez, s'il vous plait, confirmer les frais de scolarité ( 11000 FCFA) payée de Diarra Fall avec le QG ou apporter les corrections nécessaires.</w:t>
-            </w:r>
-          </w:p>
-        </w:tc>
-      </w:tr>
-      <w:tr>
-        <w:tc>
-          <w:tcPr>
-            <w:tcW w:type="dxa" w:w="964"/>
-          </w:tcPr>
-          <w:p>
-            <w:r>
-              <w:rPr>
-                <w:b/>
-                <w:i w:val="0"/>
-                <w:color w:val="EA580C"/>
-                <w:sz w:val="16"/>
-              </w:rPr>
-              <w:t>Moyenne</w:t>
-            </w:r>
-          </w:p>
-        </w:tc>
-        <w:tc>
-          <w:tcPr>
-            <w:tcW w:type="dxa" w:w="1247"/>
-          </w:tcPr>
-          <w:p>
-            <w:r>
-              <w:rPr>
-                <w:b/>
-                <w:i w:val="0"/>
-                <w:sz w:val="16"/>
-              </w:rPr>
-              <w:t>S02</w:t>
-              <w:br/>
-            </w:r>
-            <w:r>
-              <w:rPr>
-                <w:b w:val="0"/>
-                <w:i w:val="0"/>
-                <w:color w:val="64748B"/>
-                <w:sz w:val="14"/>
-              </w:rPr>
-              <w:t>Éducation</w:t>
-            </w:r>
-          </w:p>
-        </w:tc>
-        <w:tc>
-          <w:tcPr>
-            <w:tcW w:type="dxa" w:w="1531"/>
-          </w:tcPr>
-          <w:p>
-            <w:r>
-              <w:rPr>
-                <w:b/>
-                <w:i w:val="0"/>
-                <w:color w:val="16A34A"/>
-                <w:sz w:val="16"/>
-              </w:rPr>
-              <w:t>—</w:t>
-            </w:r>
-          </w:p>
-        </w:tc>
-        <w:tc>
-          <w:tcPr>
-            <w:tcW w:type="dxa" w:w="1191"/>
-          </w:tcPr>
-          <w:p>
-            <w:r>
-              <w:rPr>
-                <w:b w:val="0"/>
-                <w:i w:val="0"/>
-                <w:color w:val="64748B"/>
-                <w:sz w:val="16"/>
-              </w:rPr>
-              <w:t>GT-CQ</w:t>
-            </w:r>
-          </w:p>
-        </w:tc>
-        <w:tc>
-          <w:tcPr>
-            <w:tcW w:type="dxa" w:w="4706"/>
-          </w:tcPr>
-          <w:p>
-            <w:r>
-              <w:rPr>
-                <w:b w:val="0"/>
-                <w:i w:val="0"/>
-                <w:sz w:val="17"/>
-              </w:rPr>
-              <w:t>veuillez, s'il vous plait, confirmer les frais de scolarité ( 11000 FCFA) payée de Khadim Fall avec le QG ou apporter les corrections nécessaires.</w:t>
-            </w:r>
-          </w:p>
-        </w:tc>
-      </w:tr>
-      <w:tr>
-        <w:tc>
-          <w:tcPr>
-            <w:tcW w:type="dxa" w:w="964"/>
-          </w:tcPr>
-          <w:p>
-            <w:r>
-              <w:rPr>
-                <w:b/>
-                <w:i w:val="0"/>
-                <w:color w:val="EA580C"/>
-                <w:sz w:val="16"/>
-              </w:rPr>
-              <w:t>Moyenne</w:t>
-            </w:r>
-          </w:p>
-        </w:tc>
-        <w:tc>
-          <w:tcPr>
-            <w:tcW w:type="dxa" w:w="1247"/>
-          </w:tcPr>
-          <w:p>
-            <w:r>
-              <w:rPr>
-                <w:b/>
-                <w:i w:val="0"/>
-                <w:sz w:val="16"/>
-              </w:rPr>
-              <w:t>S02</w:t>
-              <w:br/>
-            </w:r>
-            <w:r>
-              <w:rPr>
-                <w:b w:val="0"/>
-                <w:i w:val="0"/>
-                <w:color w:val="64748B"/>
-                <w:sz w:val="14"/>
-              </w:rPr>
-              <w:t>Éducation</w:t>
-            </w:r>
-          </w:p>
-        </w:tc>
-        <w:tc>
-          <w:tcPr>
-            <w:tcW w:type="dxa" w:w="1531"/>
-          </w:tcPr>
-          <w:p>
-            <w:r>
-              <w:rPr>
-                <w:b/>
-                <w:i w:val="0"/>
-                <w:color w:val="16A34A"/>
-                <w:sz w:val="16"/>
-              </w:rPr>
-              <w:t>—</w:t>
-            </w:r>
-          </w:p>
-        </w:tc>
-        <w:tc>
-          <w:tcPr>
-            <w:tcW w:type="dxa" w:w="1191"/>
-          </w:tcPr>
-          <w:p>
-            <w:r>
-              <w:rPr>
-                <w:b w:val="0"/>
-                <w:i w:val="0"/>
-                <w:color w:val="64748B"/>
-                <w:sz w:val="16"/>
-              </w:rPr>
-              <w:t>GT-CQ</w:t>
-            </w:r>
-          </w:p>
-        </w:tc>
-        <w:tc>
-          <w:tcPr>
-            <w:tcW w:type="dxa" w:w="4706"/>
-          </w:tcPr>
-          <w:p>
-            <w:r>
-              <w:rPr>
-                <w:b w:val="0"/>
-                <w:i w:val="0"/>
-                <w:sz w:val="17"/>
-              </w:rPr>
-              <w:t>veuillez, s'il vous plait, confirmer les frais de scolarité ( 1500 FCFA) payée de Djiby Sarr avec le QG ou apporter les corrections nécessaires.</w:t>
-            </w:r>
-          </w:p>
-        </w:tc>
-      </w:tr>
-      <w:tr>
-        <w:tc>
-          <w:tcPr>
-            <w:tcW w:type="dxa" w:w="964"/>
-          </w:tcPr>
-          <w:p>
-            <w:r>
-              <w:rPr>
-                <w:b/>
-                <w:i w:val="0"/>
-                <w:color w:val="EA580C"/>
-                <w:sz w:val="16"/>
-              </w:rPr>
-              <w:t>Moyenne</w:t>
-            </w:r>
-          </w:p>
-        </w:tc>
-        <w:tc>
-          <w:tcPr>
-            <w:tcW w:type="dxa" w:w="1247"/>
-          </w:tcPr>
-          <w:p>
-            <w:r>
-              <w:rPr>
-                <w:b/>
-                <w:i w:val="0"/>
-                <w:sz w:val="16"/>
-              </w:rPr>
-              <w:t>S02</w:t>
-              <w:br/>
-            </w:r>
-            <w:r>
-              <w:rPr>
-                <w:b w:val="0"/>
-                <w:i w:val="0"/>
-                <w:color w:val="64748B"/>
-                <w:sz w:val="14"/>
-              </w:rPr>
-              <w:t>Éducation</w:t>
-            </w:r>
-          </w:p>
-        </w:tc>
-        <w:tc>
-          <w:tcPr>
-            <w:tcW w:type="dxa" w:w="1531"/>
-          </w:tcPr>
-          <w:p>
-            <w:r>
-              <w:rPr>
-                <w:b/>
-                <w:i w:val="0"/>
-                <w:color w:val="16A34A"/>
-                <w:sz w:val="16"/>
-              </w:rPr>
-              <w:t>—</w:t>
-            </w:r>
-          </w:p>
-        </w:tc>
-        <w:tc>
-          <w:tcPr>
-            <w:tcW w:type="dxa" w:w="1191"/>
-          </w:tcPr>
-          <w:p>
-            <w:r>
-              <w:rPr>
-                <w:b w:val="0"/>
-                <w:i w:val="0"/>
-                <w:color w:val="64748B"/>
-                <w:sz w:val="16"/>
-              </w:rPr>
-              <w:t>GT-CQ</w:t>
-            </w:r>
-          </w:p>
-        </w:tc>
-        <w:tc>
-          <w:tcPr>
-            <w:tcW w:type="dxa" w:w="4706"/>
-          </w:tcPr>
-          <w:p>
-            <w:r>
-              <w:rPr>
-                <w:b w:val="0"/>
-                <w:i w:val="0"/>
-                <w:sz w:val="17"/>
-              </w:rPr>
               <w:t>Attention ! Le frais de scolarité (1500 Fcfa) de Djiby Sarr en 1ére année de Secondaire 1 (Moyen) Général est relativement faible par rapport aux autres frais de scolarités observés dans cette zone.</w:t>
-            </w:r>
-          </w:p>
-        </w:tc>
-      </w:tr>
-      <w:tr>
-        <w:tc>
-          <w:tcPr>
-            <w:tcW w:type="dxa" w:w="964"/>
-          </w:tcPr>
-          <w:p>
-            <w:r>
-              <w:rPr>
-                <w:b/>
-                <w:i w:val="0"/>
-                <w:color w:val="EA580C"/>
-                <w:sz w:val="16"/>
-              </w:rPr>
-              <w:t>Moyenne</w:t>
-            </w:r>
-          </w:p>
-        </w:tc>
-        <w:tc>
-          <w:tcPr>
-            <w:tcW w:type="dxa" w:w="1247"/>
-          </w:tcPr>
-          <w:p>
-            <w:r>
-              <w:rPr>
-                <w:b/>
-                <w:i w:val="0"/>
-                <w:sz w:val="16"/>
-              </w:rPr>
-              <w:t>S02</w:t>
-              <w:br/>
-            </w:r>
-            <w:r>
-              <w:rPr>
-                <w:b w:val="0"/>
-                <w:i w:val="0"/>
-                <w:color w:val="64748B"/>
-                <w:sz w:val="14"/>
-              </w:rPr>
-              <w:t>Éducation</w:t>
-            </w:r>
-          </w:p>
-        </w:tc>
-        <w:tc>
-          <w:tcPr>
-            <w:tcW w:type="dxa" w:w="1531"/>
-          </w:tcPr>
-          <w:p>
-            <w:r>
-              <w:rPr>
-                <w:b/>
-                <w:i w:val="0"/>
-                <w:color w:val="16A34A"/>
-                <w:sz w:val="16"/>
-              </w:rPr>
-              <w:t>—</w:t>
-            </w:r>
-          </w:p>
-        </w:tc>
-        <w:tc>
-          <w:tcPr>
-            <w:tcW w:type="dxa" w:w="1191"/>
-          </w:tcPr>
-          <w:p>
-            <w:r>
-              <w:rPr>
-                <w:b w:val="0"/>
-                <w:i w:val="0"/>
-                <w:color w:val="64748B"/>
-                <w:sz w:val="16"/>
-              </w:rPr>
-              <w:t>GT-CQ</w:t>
-            </w:r>
-          </w:p>
-        </w:tc>
-        <w:tc>
-          <w:tcPr>
-            <w:tcW w:type="dxa" w:w="4706"/>
-          </w:tcPr>
-          <w:p>
-            <w:r>
-              <w:rPr>
-                <w:b w:val="0"/>
-                <w:i w:val="0"/>
-                <w:sz w:val="17"/>
-              </w:rPr>
-              <w:t>Prière de corriger ou de confirmer avec le QG.</w:t>
-            </w:r>
-          </w:p>
-        </w:tc>
-      </w:tr>
-      <w:tr>
-        <w:tc>
-          <w:tcPr>
-            <w:tcW w:type="dxa" w:w="964"/>
-          </w:tcPr>
-          <w:p>
-            <w:r>
-              <w:rPr>
-                <w:b/>
-                <w:i w:val="0"/>
-                <w:color w:val="EA580C"/>
-                <w:sz w:val="16"/>
-              </w:rPr>
-              <w:t>Moyenne</w:t>
-            </w:r>
-          </w:p>
-        </w:tc>
-        <w:tc>
-          <w:tcPr>
-            <w:tcW w:type="dxa" w:w="1247"/>
-          </w:tcPr>
-          <w:p>
-            <w:r>
-              <w:rPr>
-                <w:b/>
-                <w:i w:val="0"/>
-                <w:sz w:val="16"/>
-              </w:rPr>
-              <w:t>S02</w:t>
-              <w:br/>
-            </w:r>
-            <w:r>
-              <w:rPr>
-                <w:b w:val="0"/>
-                <w:i w:val="0"/>
-                <w:color w:val="64748B"/>
-                <w:sz w:val="14"/>
-              </w:rPr>
-              <w:t>Éducation</w:t>
-            </w:r>
-          </w:p>
-        </w:tc>
-        <w:tc>
-          <w:tcPr>
-            <w:tcW w:type="dxa" w:w="1531"/>
-          </w:tcPr>
-          <w:p>
-            <w:r>
-              <w:rPr>
-                <w:b/>
-                <w:i w:val="0"/>
-                <w:color w:val="16A34A"/>
-                <w:sz w:val="16"/>
-              </w:rPr>
-              <w:t>—</w:t>
-            </w:r>
-          </w:p>
-        </w:tc>
-        <w:tc>
-          <w:tcPr>
-            <w:tcW w:type="dxa" w:w="1191"/>
-          </w:tcPr>
-          <w:p>
-            <w:r>
-              <w:rPr>
-                <w:b w:val="0"/>
-                <w:i w:val="0"/>
-                <w:color w:val="64748B"/>
-                <w:sz w:val="16"/>
-              </w:rPr>
-              <w:t>GT-CQ</w:t>
-            </w:r>
-          </w:p>
-        </w:tc>
-        <w:tc>
-          <w:tcPr>
-            <w:tcW w:type="dxa" w:w="4706"/>
-          </w:tcPr>
-          <w:p>
-            <w:r>
-              <w:rPr>
-                <w:b w:val="0"/>
-                <w:i w:val="0"/>
-                <w:sz w:val="17"/>
-              </w:rPr>
-              <w:t>veuillez, s'il vous plait, confirmer les frais de scolarité ( 1500 FCFA) payée de Marieme Diaw avec le QG ou apporter les corrections nécessaires.</w:t>
-            </w:r>
-          </w:p>
-        </w:tc>
-      </w:tr>
-      <w:tr>
-        <w:tc>
-          <w:tcPr>
-            <w:tcW w:type="dxa" w:w="964"/>
-          </w:tcPr>
-          <w:p>
-            <w:r>
-              <w:rPr>
-                <w:b/>
-                <w:i w:val="0"/>
-                <w:color w:val="EA580C"/>
-                <w:sz w:val="16"/>
-              </w:rPr>
-              <w:t>Moyenne</w:t>
-            </w:r>
-          </w:p>
-        </w:tc>
-        <w:tc>
-          <w:tcPr>
-            <w:tcW w:type="dxa" w:w="1247"/>
-          </w:tcPr>
-          <w:p>
-            <w:r>
-              <w:rPr>
-                <w:b/>
-                <w:i w:val="0"/>
-                <w:sz w:val="16"/>
-              </w:rPr>
-              <w:t>S02</w:t>
-              <w:br/>
-            </w:r>
-            <w:r>
-              <w:rPr>
-                <w:b w:val="0"/>
-                <w:i w:val="0"/>
-                <w:color w:val="64748B"/>
-                <w:sz w:val="14"/>
-              </w:rPr>
-              <w:t>Éducation</w:t>
-            </w:r>
-          </w:p>
-        </w:tc>
-        <w:tc>
-          <w:tcPr>
-            <w:tcW w:type="dxa" w:w="1531"/>
-          </w:tcPr>
-          <w:p>
-            <w:r>
-              <w:rPr>
-                <w:b/>
-                <w:i w:val="0"/>
-                <w:color w:val="16A34A"/>
-                <w:sz w:val="16"/>
-              </w:rPr>
-              <w:t>—</w:t>
-            </w:r>
-          </w:p>
-        </w:tc>
-        <w:tc>
-          <w:tcPr>
-            <w:tcW w:type="dxa" w:w="1191"/>
-          </w:tcPr>
-          <w:p>
-            <w:r>
-              <w:rPr>
-                <w:b w:val="0"/>
-                <w:i w:val="0"/>
-                <w:color w:val="64748B"/>
-                <w:sz w:val="16"/>
-              </w:rPr>
-              <w:t>GT-CQ</w:t>
-            </w:r>
-          </w:p>
-        </w:tc>
-        <w:tc>
-          <w:tcPr>
-            <w:tcW w:type="dxa" w:w="4706"/>
-          </w:tcPr>
-          <w:p>
-            <w:r>
-              <w:rPr>
-                <w:b w:val="0"/>
-                <w:i w:val="0"/>
-                <w:sz w:val="17"/>
-              </w:rPr>
-              <w:t>Attention ! Le frais de scolarité (1500 Fcfa) de Marieme Diaw en 1ére année de Secondaire 1 (Moyen) Général est relativement faible par rapport aux autres frais de scolarités observés dans cette zone.</w:t>
             </w:r>
           </w:p>
         </w:tc>
